--- a/zaini_case_audit_output/outputs/word/documents/105_ضبط جلسة رقم 29 يوم 10-11-1444 هـ للدعوى رقم 42824717 طلب الادلة الجنائية اصل ال.docx
+++ b/zaini_case_audit_output/outputs/word/documents/105_ضبط جلسة رقم 29 يوم 10-11-1444 هـ للدعوى رقم 42824717 طلب الادلة الجنائية اصل ال.docx
@@ -182,7 +182,7 @@
           <w:b w:val="0"/>
           <w:i w:val="0"/>
         </w:rPr>
-        <w:t>أسامھ بن احمد بن عبا</w:t>
+        <w:t>ابع نب دمحا نب ھماسأ</w:t>
       </w:r>
     </w:p>
     <w:p>
@@ -195,7 +195,7 @@
           <w:b w:val="0"/>
           <w:i w:val="0"/>
         </w:rPr>
-        <w:t>أسامھ بن احمد بن عبا</w:t>
+        <w:t>ابع نب دمحا نب ھماسأ</w:t>
       </w:r>
     </w:p>
     <w:p>
@@ -208,7 +208,7 @@
           <w:b w:val="0"/>
           <w:i w:val="0"/>
         </w:rPr>
-        <w:t>ھتفص ةيضقلاب ىدلف ىدلف ةرئادلا ةرئادلا و و و و ءان ءان ع ع ةيضقلا ةيضقلا مقر مقر ۷۱۷ ۷۱۷٤۲۸۲ ۲۸۲٤ راتو راتو خ خ ۲٤٤٤٤۱/۲۱۲۱/۵۲۵۲ ـ ا ا دم دم ةالصلاو ةالصلاو مالسلاو مالسلاو ع ع لوسر لوسر هللااهللاا امأ امأ دع دع :</w:t>
+        <w:t>: عد عد أما أما االلهاالله رسول رسول ع ع والسلام والسلام والصلاة والصلاة مد مد ا ا ـ ۲۵۲۵/۱۲۱۲/۱٤٤٤٤۲ خ خ وتار وتار ٤۲۸۲ ۲۸۲٤۷۱۷ ۷۱۷ رقم رقم القضية القضية ع ع ناء ناء و و و و الدائرة الدائرة فلدى فلدى بالقضية صفتھ</w:t>
       </w:r>
     </w:p>
     <w:p>
@@ -234,7 +234,7 @@
           <w:b w:val="0"/>
           <w:i w:val="0"/>
         </w:rPr>
-        <w:t>طبض</w:t>
+        <w:t>ضبط</w:t>
       </w:r>
     </w:p>
     <w:p>
@@ -247,7 +247,7 @@
           <w:b w:val="0"/>
           <w:i w:val="0"/>
         </w:rPr>
-        <w:t>مقر ةيضقلا : ۷۱۷٤۲۸۲٤ مقر ةسل ا : ۹۲ مقر حفصلا ـة : ۱ ةرئادلا و ةمكحملا ة راجتلا ةدجب</w:t>
+        <w:t>بجدة التجار ة المحكمة و الدائرة ۱ : ةـ الصفح رقم ۲۹ : ا لسة رقم ٤۲۸۲٤۷۱۷ : القضية رقم</w:t>
       </w:r>
     </w:p>
     <w:p>
@@ -364,7 +364,7 @@
           <w:b w:val="0"/>
           <w:i w:val="0"/>
         </w:rPr>
-        <w:t>أسامھ بن احمد بن عبا</w:t>
+        <w:t>ابع نب دمحا نب ھماسأ</w:t>
       </w:r>
     </w:p>
     <w:p>
@@ -377,7 +377,7 @@
           <w:b w:val="0"/>
           <w:i w:val="0"/>
         </w:rPr>
-        <w:t>أسامھ بن احمد بن عبا</w:t>
+        <w:t>ابع نب دمحا نب ھماسأ</w:t>
       </w:r>
     </w:p>
     <w:p>
@@ -442,7 +442,7 @@
           <w:b w:val="0"/>
           <w:i w:val="0"/>
         </w:rPr>
-        <w:t>ىوعدلا ىوعدلا</w:t>
+        <w:t>الدعوى الدعوى</w:t>
       </w:r>
     </w:p>
     <w:p>
@@ -494,7 +494,7 @@
           <w:b w:val="0"/>
           <w:i w:val="0"/>
         </w:rPr>
-        <w:t>طبض</w:t>
+        <w:t>ضبط</w:t>
       </w:r>
     </w:p>
     <w:p>
@@ -507,7 +507,7 @@
           <w:b w:val="0"/>
           <w:i w:val="0"/>
         </w:rPr>
-        <w:t>مقر ةيضقلا : ۷۱۷٤۲۸۲٤ مقر ةسل ا : ۹۲ مقر حفصلا ـة : ۲ ةرئادلا و ةمكحملا ة راجتلا ةدجب</w:t>
+        <w:t>بجدة التجار ة المحكمة و الدائرة ۲ : ةـ الصفح رقم ۲۹ : ا لسة رقم ٤۲۸۲٤۷۱۷ : القضية رقم</w:t>
       </w:r>
     </w:p>
     <w:p>
@@ -624,7 +624,7 @@
           <w:b w:val="0"/>
           <w:i w:val="0"/>
         </w:rPr>
-        <w:t>أسامھ بن احمد بن عبا</w:t>
+        <w:t>ابع نب دمحا نب ھماسأ</w:t>
       </w:r>
     </w:p>
     <w:p>
@@ -637,7 +637,7 @@
           <w:b w:val="0"/>
           <w:i w:val="0"/>
         </w:rPr>
-        <w:t>أسامھ بن احمد بن عبا</w:t>
+        <w:t>ابع نب دمحا نب ھماسأ</w:t>
       </w:r>
     </w:p>
     <w:p>
@@ -663,7 +663,7 @@
           <w:b w:val="0"/>
           <w:i w:val="0"/>
         </w:rPr>
-        <w:t>عيقوتلا دملا ةفصلا ناندع دمحا سابع ز مس</w:t>
+        <w:t>سم ز عباس احمد عدنان الصفة المد التوقيع</w:t>
       </w:r>
     </w:p>
     <w:p>
@@ -728,7 +728,7 @@
           <w:b w:val="0"/>
           <w:i w:val="0"/>
         </w:rPr>
-        <w:t>عيقوتلا دم ھيلع ةفصلا ةماسا دمحا سابع ز مس</w:t>
+        <w:t>سم ز عباس احمد اسامة الصفة عليھ مد التوقيع</w:t>
       </w:r>
     </w:p>
     <w:p>
@@ -780,7 +780,7 @@
           <w:b w:val="0"/>
           <w:i w:val="0"/>
         </w:rPr>
-        <w:t>طبض</w:t>
+        <w:t>ضبط</w:t>
       </w:r>
     </w:p>
     <w:p>
@@ -793,7 +793,7 @@
           <w:b w:val="0"/>
           <w:i w:val="0"/>
         </w:rPr>
-        <w:t>مقر ةيضقلا : ۷۱۷٤۲۸۲٤ مقر ةسل ا : ۹۲ مقر حفصلا ـة : ۳ ةرئادلا و ةمكحملا ة راجتلا ةدجب</w:t>
+        <w:t>بجدة التجار ة المحكمة و الدائرة ۳ : ةـ الصفح رقم ۲۹ : ا لسة رقم ٤۲۸۲٤۷۱۷ : القضية رقم</w:t>
       </w:r>
     </w:p>
     <w:p>
@@ -819,7 +819,7 @@
           <w:b w:val="0"/>
           <w:i w:val="0"/>
         </w:rPr>
-        <w:t>عيقوت عيقوت ءاضعأ ءاضعأ ةرئادلا ةرئادلا</w:t>
+        <w:t>الدائرة الدائرة أعضاء أعضاء توقيع توقيع</w:t>
       </w:r>
     </w:p>
     <w:sectPr>

--- a/zaini_case_audit_output/outputs/word/documents/105_ضبط جلسة رقم 29 يوم 10-11-1444 هـ للدعوى رقم 42824717 طلب الادلة الجنائية اصل ال.docx
+++ b/zaini_case_audit_output/outputs/word/documents/105_ضبط جلسة رقم 29 يوم 10-11-1444 هـ للدعوى رقم 42824717 طلب الادلة الجنائية اصل ال.docx
@@ -208,7 +208,7 @@
           <w:b w:val="0"/>
           <w:i w:val="0"/>
         </w:rPr>
-        <w:t>: عد عد أما أما االلهاالله رسول رسول ع ع والسلام والسلام والصلاة والصلاة مد مد ا ا ـ ۲۵۲۵/۱۲۱۲/۱٤٤٤٤۲ خ خ وتار وتار ٤۲۸۲ ۲۸۲٤۷۱۷ ۷۱۷ رقم رقم القضية القضية ع ع ناء ناء و و و و الدائرة الدائرة فلدى فلدى بالقضية صفتھ</w:t>
+        <w:t>: عد عد أما االله رسول ع ع والسلام والصلاة مد مد ا ا ـ ۲۵۲۵/۱۲۱۲/۱٤٤٤٤۲ خ خ وتار ٤۲۸۲ ۲۸۲٤۷۱۷ ۷۱۷ رقم القضية ع ع ناء و و و و الدائرة فلدى بالقضية صفتھ</w:t>
       </w:r>
     </w:p>
     <w:p>
@@ -221,7 +221,7 @@
           <w:b w:val="0"/>
           <w:i w:val="0"/>
         </w:rPr>
-        <w:t>تحتف تحتف ا ا ةسل ةسل روضحب روضحب : : فارطأ فارطأ ةيضقلا ةيضقلا دمحم زاوف نب نم عثلا لا و ة ةينطولا ۸۷۲۸۰۹۸۹۰۱ ةيدوعسلا ىماحم اش ع هللادبع ملاس نب ال ي لا و ة ةينطولا ۱۸۵۰۱٤۷۹۰۱ ةيدوعسلا ىماحم قراط فلخ نب ار ع ا را ى لا و ة ةينطولا ٤۵۰٦٤۱٦۵۰۱ ةيدوعسلا ىماحم ناندع دمحا سابع ز لا و ة ةينطولا ۳۳۷۲۹۰۷۱۰۱ ةيدوعسلا دملا مس عون لا و ة مقر لا و ة ا ةيس ھتفص ةيضقلاب رت ي نب حبار نب دعس طملا ي لا و ة ةينطولا ۸۳۵۰۵۸۲۲۱۱ ليكو مازع لصيف اربا مي جوخ لا و ة ةينطولا ٤٦۸۸۸٤۱۱۰۱ يدوعس ىماحم رمع دوعس نب دعس طملا ي لا و ة ةينطولا ۱۰۹۵٤۷۹۹۰۱ يدوعس ليكو ناطلس دجام رصان اطحقلا ي لا و ة ةينطولا ۳۳۰۷۷۳۰۰۱۱ يدوعس ىماحم رمع دوعس نب دعس طملا ي لا و ة ةينطولا ۱۰۹۵٤۷۹۹۰۱ يدوعس 2003 ع نب فرشم نب حرفم نب دشار لا و ة ةينطولا ۷۷۰٤۷۲٦٤۰۱ يدوعس ىماحم رساي اص ضئاع طملا ي لا و ة ةينطولا ٦۹۱٤۹۱۱۱۰۱ يدوعس ىماحم ةماسا دمحا سابع ز لا و ة ةينطولا ۱۰۳۷۱۰۸۰۰۱ يدوعس دم ھيلع ةقتاع حيدمحم عدمحم ا يزار لا و ة ةينطولا ۷٤۸٦۵۰۷۰۰۱ يدوعس دم ھيلع ناندع دمحا سابع ز لا و ة ةينطولا ۳۳۷۲۹۰۷۱۰۱ يدوعس دملا فيفر دشار ءازج يفقثلا لا و ة ةينطولا ۱۷۰۸۲۹۱۱۱۱ يدوعس ليكو ع بلاط اص يمايلا لا و ة ةينطولا ٦۰۸٤٤۰٤٤۰۱ يدوعس ىماحم ناميلس دمحم ناميلس يريدسلا لا و ة ةينطولا ۰۵۲۵٦۰۳۷۰۱ يدوعس ىماحم ناطلس دجام رصان اطحقلا ي لا و ة ةينطولا ۳۳۰۷۷۳۰۰۱۱ يدوعس رضاح قراط فلخ نب ار ع ا را ى لا و ة ةينطولا ٤۵۰٦٤۱٦۵۰۱ يدوعس ىماحم اش ع هللادبع ملاس نب ال ي لا و ة ةينطولا ۱۸۵۰۱٤۷۹۰۱ يدوعس ىماحم دمحم زاوف نب نم عثلا لا و ة ةينطولا ۸۷۲۸۰۹۸۹۰۱ يدوعس ىماحم مس عون لا و ة مقر لا و ة ا ةيس</w:t>
+        <w:t>تحتف ا ا ةسل روضحب : : فارطأ ةيضقلا دمحم زاوف نب نم عثلا لا و ة ةينطولا ۸۷۲۸۰۹۸۹۰۱ ةيدوعسلا ىماحم اش ع هللادبع ملاس نب ال ي لا و ة ةينطولا ۱۸۵۰۱٤۷۹۰۱ ةيدوعسلا ىماحم قراط فلخ نب ار ع ا را ى لا و ة ةينطولا ٤۵۰٦٤۱٦۵۰۱ ةيدوعسلا ىماحم ناندع دمحا سابع ز لا و ة ةينطولا ۳۳۷۲۹۰۷۱۰۱ ةيدوعسلا دملا مس عون لا و ة مقر لا و ة ا ةيس ھتفص ةيضقلاب رت ي نب حبار نب دعس طملا ي لا و ة ةينطولا ۸۳۵۰۵۸۲۲۱۱ ليكو مازع لصيف اربا مي جوخ لا و ة ةينطولا ٤٦۸۸۸٤۱۱۰۱ يدوعس ىماحم رمع دوعس نب دعس طملا ي لا و ة ةينطولا ۱۰۹۵٤۷۹۹۰۱ يدوعس ليكو ناطلس دجام رصان اطحقلا ي لا و ة ةينطولا ۳۳۰۷۷۳۰۰۱۱ يدوعس ىماحم رمع دوعس نب دعس طملا ي لا و ة ةينطولا ۱۰۹۵٤۷۹۹۰۱ يدوعس 2003 ع نب فرشم نب حرفم نب دشار لا و ة ةينطولا ۷۷۰٤۷۲٦٤۰۱ يدوعس ىماحم رساي اص ضئاع طملا ي لا و ة ةينطولا ٦۹۱٤۹۱۱۱۰۱ يدوعس ىماحم ةماسا دمحا سابع ز لا و ة ةينطولا ۱۰۳۷۱۰۸۰۰۱ يدوعس دم ھيلع ةقتاع حيدمحم عدمحم ا يزار لا و ة ةينطولا ۷٤۸٦۵۰۷۰۰۱ يدوعس دم ھيلع ناندع دمحا سابع ز لا و ة ةينطولا ۳۳۷۲۹۰۷۱۰۱ يدوعس دملا فيفر دشار ءازج يفقثلا لا و ة ةينطولا ۱۷۰۸۲۹۱۱۱۱ يدوعس ليكو ع بلاط اص يمايلا لا و ة ةينطولا ٦۰۸٤٤۰٤٤۰۱ يدوعس ىماحم ناميلس دمحم ناميلس يريدسلا لا و ة ةينطولا ۰۵۲۵٦۰۳۷۰۱ يدوعس ىماحم ناطلس دجام رصان اطحقلا ي لا و ة ةينطولا ۳۳۰۷۷۳۰۰۱۱ يدوعس رضاح قراط فلخ نب ار ع ا را ى لا و ة ةينطولا ٤۵۰٦٤۱٦۵۰۱ يدوعس ىماحم اش ع هللادبع ملاس نب ال ي لا و ة ةينطولا ۱۸۵۰۱٤۷۹۰۱ يدوعس ىماحم دمحم زاوف نب نم عثلا لا و ة ةينطولا ۸۷۲۸۰۹۸۹۰۱ يدوعس ىماحم مس عون لا و ة مقر لا و ة ا ةيس</w:t>
       </w:r>
     </w:p>
     <w:p>
@@ -442,7 +442,7 @@
           <w:b w:val="0"/>
           <w:i w:val="0"/>
         </w:rPr>
-        <w:t>الدعوى الدعوى</w:t>
+        <w:t>الدعوى</w:t>
       </w:r>
     </w:p>
     <w:p>
@@ -468,7 +468,7 @@
           <w:b w:val="0"/>
           <w:i w:val="0"/>
         </w:rPr>
-        <w:t>ةعفارملا ةعفارملا</w:t>
+        <w:t>ةعفارملا</w:t>
       </w:r>
     </w:p>
     <w:p>
@@ -806,7 +806,7 @@
           <w:b w:val="0"/>
           <w:i w:val="0"/>
         </w:rPr>
-        <w:t>فارطأ فارطأ ةيضقلا ةيضقلا</w:t>
+        <w:t>فارطأ ةيضقلا</w:t>
       </w:r>
     </w:p>
     <w:p>
@@ -819,7 +819,7 @@
           <w:b w:val="0"/>
           <w:i w:val="0"/>
         </w:rPr>
-        <w:t>الدائرة الدائرة أعضاء أعضاء توقيع توقيع</w:t>
+        <w:t>الدائرة أعضاء توقيع</w:t>
       </w:r>
     </w:p>
     <w:sectPr>

--- a/zaini_case_audit_output/outputs/word/documents/105_ضبط جلسة رقم 29 يوم 10-11-1444 هـ للدعوى رقم 42824717 طلب الادلة الجنائية اصل ال.docx
+++ b/zaini_case_audit_output/outputs/word/documents/105_ضبط جلسة رقم 29 يوم 10-11-1444 هـ للدعوى رقم 42824717 طلب الادلة الجنائية اصل ال.docx
@@ -78,7 +78,71 @@
           <w:b w:val="0"/>
           <w:i w:val="0"/>
         </w:rPr>
-        <w:t>أسامھ بن احمد بن عباس زيني</w:t>
+        <w:t>[صفحة 1]</w:t>
+        <w:br/>
+        <w:t>0</w:t>
+        <w:br/>
+        <w:t>طا ةيدوعسلا ةيبرعلا ةكلمملا</w:t>
+        <w:br/>
+        <w:t>كن .وزارة العدل ‎١‏</w:t>
+        <w:br/>
+        <w:t>‏رزلا</w:t>
+        <w:br/>
+        <w:t>‏ع و7722 يي</w:t>
+        <w:br/>
+        <w:t>المحكمة التجارية بجدة رقم الصفحة: ‎١‏ ص ا .]م</w:t>
+        <w:br/>
+        <w:t>الدائرة الاولى ‎١‏ رقم القضية: 417814111 رقمالجلسة: ‎١5‏ ساو ل [ه]</w:t>
+        <w:br/>
+        <w:t>الحمد لله والصلاة والسلام على رسول الله أما يعد:</w:t>
+        <w:br/>
+        <w:t>قلدى الدائرة الاولى وبناء على القضيّة رقم لا١/ا2587151‏ وتاريخ ‎14/١5/١557‏ ه</w:t>
+        <w:br/>
+        <w:t>ل أنطراق القضية ا ف سس نز لس</w:t>
+        <w:br/>
+        <w:t>ىماحم يدوعس ‏١١و10 اا ةينطولا ةيوهلا يلعثلا رينم نب زاوف دمحم</w:t>
+        <w:br/>
+        <w:t>ىماحم يدوعس لقتل كح ةينطولا ةيوهلا يباله نب ملاس هللا دبع عياش</w:t>
+        <w:br/>
+        <w:t>ىماحم يدوعس 00 ةينطولا ةيوهلا ىثراحلا عيار َنِب فلخ قراط</w:t>
+        <w:br/>
+        <w:t>رضاح يدوعس د. لال ىلا ةينطولا ةيوهلا يناطحقلا رصان دجام ناطلس</w:t>
+        <w:br/>
+        <w:t>سليمان محمد سليمان السديري الهوية الوطنية ‎١.١١‏ سعودي محامى</w:t>
+        <w:br/>
+        <w:t>ىماحم يدوعس ل ةينطولا ةيوهلا يمايلا حلاص بلاط يلع</w:t>
+        <w:br/>
+        <w:t>رفيف راشد جزاء الثقفي الهوية الوطنية لي ل سعودي وكيل</w:t>
+        <w:br/>
+        <w:t>عدنان احمد عباس زيني الهوية الوطنية ل كل سعودي المدعي</w:t>
+        <w:br/>
+        <w:t>عاتقة محمديحيى محمدعلي الحرازي الهوية الوطنية لز سعودي مدعى عليه</w:t>
+        <w:br/>
+        <w:t>اسامة احمد عباس زيني الهوية الوطنية ل سعودي مدعى عليه</w:t>
+        <w:br/>
+        <w:t>ىماحم يدوعس لك حلا ةينطولا ةيوهلا يريطملا ضئاع حلاص رساي</w:t>
+        <w:br/>
+        <w:t>ىماحم يدوعس لفل ةينطولا ةيوهلا دشار نب حرفم نب فرشم نب يلع</w:t>
+        <w:br/>
+        <w:t>2003 يدوعس لك ةينطولا ةيوهلا يريطملا دعس نب دوعس رمع</w:t>
+        <w:br/>
+        <w:t>ىماحم يدوعس ل فس ةينطولا ةيوهلا يناطحقلا رصان دجام ناطلس</w:t>
+        <w:br/>
+        <w:t>ليكو يدوعس ل4 ةينطولا ةيوهلا يريطملا دعس نب دوعس رمع</w:t>
+        <w:br/>
+        <w:t>ىماحم يدوعس لك ةينطولا ةيوهلا جوخ ميهاربا لصيف مازع</w:t>
+        <w:br/>
+        <w:t>ليكو ‏١1١14‎ . ه9 ةينطولا ةيوهلا يريطملا دعس نب حبار نب يكرت</w:t>
+        <w:br/>
+        <w:t>حبٍ ل لل ا لا : روضحي ةسلجلا تحتق )ات ل</w:t>
+        <w:br/>
+        <w:t>عدنان احمد عباس زيني الهوية التوطنية شف كل السعودية المدعي</w:t>
+        <w:br/>
+        <w:t>ىماحم ةيدوعسلا 00 ةينطولا ةيوهلا ىثراحلا عيار نب فلخ قراط</w:t>
+        <w:br/>
+        <w:t>ىماحم ةيدوعسلا ‏١‎ ةينطولا ةيوهلا يريدسلا ناميلس دمحم ناميلس</w:t>
+        <w:br/>
+        <w:t>ىماحم ةيدوعسلا ‏١‎ ورك كالا ةينطولا ةيوهلا يلعثلا رينم نب زاوف دمحم</w:t>
       </w:r>
     </w:p>
     <w:p>
@@ -91,7 +155,11 @@
           <w:b w:val="0"/>
           <w:i w:val="0"/>
         </w:rPr>
-        <w:t>أسامھ بن احمد بن عباس زيني</w:t>
+        <w:t>[صفحة 2]</w:t>
+        <w:br/>
+        <w:t>00</w:t>
+        <w:br/>
+        <w:t>ار انا</w:t>
       </w:r>
     </w:p>
     <w:p>
@@ -104,7 +172,9 @@
           <w:b w:val="0"/>
           <w:i w:val="0"/>
         </w:rPr>
-        <w:t>أسامھ بن احمد بن عباس زيني</w:t>
+        <w:t>المحكمة التجارية بجدة ‎١‏ رقم الصفحة: 2 ”</w:t>
+        <w:br/>
+        <w:t>الدائرة الاولى رقم القضية: ‎4187411١‏ رقمالجلسة: ‎١5‏ عراف</w:t>
       </w:r>
     </w:p>
     <w:p>
@@ -117,7 +187,7 @@
           <w:b w:val="0"/>
           <w:i w:val="0"/>
         </w:rPr>
-        <w:t>أسامھ بن احمد بن عباس زيني</w:t>
+        <w:t>ناجم ةيدوعسلا 1 مارال سوس ةينطولا ةبوهلا يناطحقلا رصان دجام ناطلس</w:t>
       </w:r>
     </w:p>
     <w:p>
@@ -130,7 +200,7 @@
           <w:b w:val="0"/>
           <w:i w:val="0"/>
         </w:rPr>
-        <w:t>أسامھ بن احمد بن عباس زيني</w:t>
+        <w:t>اسامة احمد عباس زيني الموية الوطنية ا السعودية مدى عليه</w:t>
       </w:r>
     </w:p>
     <w:p>
@@ -143,7 +213,7 @@
           <w:b w:val="0"/>
           <w:i w:val="0"/>
         </w:rPr>
-        <w:t>أسامھ بن احمد بن عباس زيني</w:t>
+        <w:t>2003 ةيدوعسلا 001 ةينطولا ةيوبلا يريطملا دعس نب دوعس رمع</w:t>
       </w:r>
     </w:p>
     <w:p>
@@ -156,7 +226,47 @@
           <w:b w:val="0"/>
           <w:i w:val="0"/>
         </w:rPr>
-        <w:t>أسامھ بن احمد بن عباس زيني</w:t>
+        <w:t>ليكو ةيدوعسلا 0 ةينطولا ةبوهلا يريطملا دعس نب دوعس رمع</w:t>
+        <w:br/>
+        <w:t>نوج زإلى فضيلتكم دعوانا بالتفصيل الآتي: بتاريخ 26 / 7/ 1434ه صدر حكم من المحكمة العامة بجدة</w:t>
+        <w:br/>
+        <w:t>بالصك رقم 43281449 وتاريخ 7/26 / 1434ه يقضي بتولي قيماً على المورث لفقدانه الأهلية والإدراك</w:t>
+        <w:br/>
+        <w:t>هيلع ىعدملا لغتسا هالعا اهلإ راشملا يلولا ىوعد رظن ءانثو ةبيرلاو كشلا ةرتف ينو (مكحلا كص قفرم)</w:t>
+        <w:br/>
+        <w:t>ةكرش يف هصصح عيب يف هنع عيقوتلاب ماقو 20351: هّللا همحري 20350: يلكوم ثروم نم هل ةحونمملا تالاكولا</w:t>
+        <w:br/>
+        <w:t>احمد زيني التجارية (ذات مسئولية محدودة) سجل تجاري رقم 4030196102 من مورث موكلي داكة20:</w:t>
+        <w:br/>
+        <w:t>يرحمه الله اكد20: لنفسه حيث وقع عن البائع وعن المشتري بقيمة بيع (450.000) ريال فقط وبذلك انتقلت</w:t>
+        <w:br/>
+        <w:t>ملكية تلك:الحصص وهي بنسبة (9090) من أملاك مورث موكي إلى أملاك المدعى عليه. وقد بلغت قيمّة تلك</w:t>
+        <w:br/>
+        <w:t>الحصص مبلغاً وقدرة (368.757.931) ثلاثمائة وثمانية وستون مليون وسبعمائة وسبعة وخمسون الفث</w:t>
+        <w:br/>
+        <w:t>وتسعمائة وواحد وثلاثون ريال وهي بنسبة (9090) من راس مال الشركة وذلك بناء على تقرير محاسبي صادر</w:t>
+        <w:br/>
+        <w:t>من خبير مكلف من قبل الدوائر التجارية بديوان المظالم في حينه. (مرفق التقرير المحاسبي) علماً أن الوكالات</w:t>
+        <w:br/>
+        <w:t>التي أجريت بها عملية البيع وكالات باطلة بتاء على فقدان المورث يرحمه اللّه للأهلية اثناء فترة البيع. وبتاريخ</w:t>
+        <w:br/>
+        <w:t>1 1438ه توفي مورث موكلي المغفور له بإذن اللّه/ أحمد عباس زينيء وانحصر إرثه في المدعي والمدعى</w:t>
+        <w:br/>
+        <w:t>عليه ووالدتهما بموجب صك حصر ورثة رقم 38391575 وتاريخ 12/ 5/ 1438ه (مرفق صك حصر الورثة)</w:t>
+        <w:br/>
+        <w:t>ويما ان المدعى عليه قد أمتنع عند سداد قيمة الحصص المشار إليها أعلاه ولعدم استجابته للمطالبات الودية</w:t>
+        <w:br/>
+        <w:t>من قبل موكلي مما اضطرنا إلى الالتجاء إلى فضيلتكم لإللزام المدعى عليه بسداد قيمة الحصص التي استوى</w:t>
+        <w:br/>
+        <w:t>علها من شركة احمد زيني التجارية. علماً أنه صدر حكم من المحكمة العامة بجدة بصك رقم 3855849</w:t>
+        <w:br/>
+        <w:t>وتاريخ 10/ 2/ 1438ه يقضي باختصاص القضاء التجاري لنظر هذه الدعوى (مرفق صك حكم الاختصاص)</w:t>
+        <w:br/>
+        <w:t>)» ذكرنا ان الحصص هي نسبتها 9090 من راس المال. كما نبلغكم أن النظام لايسمح لنا بإضافة مدعي او</w:t>
+        <w:br/>
+        <w:t>مدعى عليه اخر.</w:t>
+        <w:br/>
+        <w:t>في الجلسة تشير الدائرة إلى أنها عقدت هذه الجلسة عن بعد عبر الاتصال المرئي. وعن طريق نظام تقاضي.</w:t>
       </w:r>
     </w:p>
     <w:p>
@@ -169,657 +279,67 @@
           <w:b w:val="0"/>
           <w:i w:val="0"/>
         </w:rPr>
-        <w:t>أسامھ بن احمد بن عباس زيني</w:t>
-      </w:r>
-    </w:p>
-    <w:p>
-      <w:pPr>
-        <w:jc w:val="right"/>
-        <w:bidi/>
-      </w:pPr>
-      <w:r>
-        <w:rPr>
-          <w:b w:val="0"/>
-          <w:i w:val="0"/>
-        </w:rPr>
-        <w:t>ابع نب دمحا نب ھماسأ</w:t>
-      </w:r>
-    </w:p>
-    <w:p>
-      <w:pPr>
-        <w:jc w:val="right"/>
-        <w:bidi/>
-      </w:pPr>
-      <w:r>
-        <w:rPr>
-          <w:b w:val="0"/>
-          <w:i w:val="0"/>
-        </w:rPr>
-        <w:t>ابع نب دمحا نب ھماسأ</w:t>
-      </w:r>
-    </w:p>
-    <w:p>
-      <w:pPr>
-        <w:jc w:val="right"/>
-        <w:bidi/>
-      </w:pPr>
-      <w:r>
-        <w:rPr>
-          <w:b w:val="0"/>
-          <w:i w:val="0"/>
-        </w:rPr>
-        <w:t>: عد عد أما االله رسول ع ع والسلام والصلاة مد مد ا ا ـ ۲۵۲۵/۱۲۱۲/۱٤٤٤٤۲ خ خ وتار ٤۲۸۲ ۲۸۲٤۷۱۷ ۷۱۷ رقم القضية ع ع ناء و و و و الدائرة فلدى بالقضية صفتھ</w:t>
-      </w:r>
-    </w:p>
-    <w:p>
-      <w:pPr>
-        <w:jc w:val="right"/>
-        <w:bidi/>
-      </w:pPr>
-      <w:r>
-        <w:rPr>
-          <w:b w:val="0"/>
-          <w:i w:val="0"/>
-        </w:rPr>
-        <w:t>تحتف ا ا ةسل روضحب : : فارطأ ةيضقلا دمحم زاوف نب نم عثلا لا و ة ةينطولا ۸۷۲۸۰۹۸۹۰۱ ةيدوعسلا ىماحم اش ع هللادبع ملاس نب ال ي لا و ة ةينطولا ۱۸۵۰۱٤۷۹۰۱ ةيدوعسلا ىماحم قراط فلخ نب ار ع ا را ى لا و ة ةينطولا ٤۵۰٦٤۱٦۵۰۱ ةيدوعسلا ىماحم ناندع دمحا سابع ز لا و ة ةينطولا ۳۳۷۲۹۰۷۱۰۱ ةيدوعسلا دملا مس عون لا و ة مقر لا و ة ا ةيس ھتفص ةيضقلاب رت ي نب حبار نب دعس طملا ي لا و ة ةينطولا ۸۳۵۰۵۸۲۲۱۱ ليكو مازع لصيف اربا مي جوخ لا و ة ةينطولا ٤٦۸۸۸٤۱۱۰۱ يدوعس ىماحم رمع دوعس نب دعس طملا ي لا و ة ةينطولا ۱۰۹۵٤۷۹۹۰۱ يدوعس ليكو ناطلس دجام رصان اطحقلا ي لا و ة ةينطولا ۳۳۰۷۷۳۰۰۱۱ يدوعس ىماحم رمع دوعس نب دعس طملا ي لا و ة ةينطولا ۱۰۹۵٤۷۹۹۰۱ يدوعس 2003 ع نب فرشم نب حرفم نب دشار لا و ة ةينطولا ۷۷۰٤۷۲٦٤۰۱ يدوعس ىماحم رساي اص ضئاع طملا ي لا و ة ةينطولا ٦۹۱٤۹۱۱۱۰۱ يدوعس ىماحم ةماسا دمحا سابع ز لا و ة ةينطولا ۱۰۳۷۱۰۸۰۰۱ يدوعس دم ھيلع ةقتاع حيدمحم عدمحم ا يزار لا و ة ةينطولا ۷٤۸٦۵۰۷۰۰۱ يدوعس دم ھيلع ناندع دمحا سابع ز لا و ة ةينطولا ۳۳۷۲۹۰۷۱۰۱ يدوعس دملا فيفر دشار ءازج يفقثلا لا و ة ةينطولا ۱۷۰۸۲۹۱۱۱۱ يدوعس ليكو ع بلاط اص يمايلا لا و ة ةينطولا ٦۰۸٤٤۰٤٤۰۱ يدوعس ىماحم ناميلس دمحم ناميلس يريدسلا لا و ة ةينطولا ۰۵۲۵٦۰۳۷۰۱ يدوعس ىماحم ناطلس دجام رصان اطحقلا ي لا و ة ةينطولا ۳۳۰۷۷۳۰۰۱۱ يدوعس رضاح قراط فلخ نب ار ع ا را ى لا و ة ةينطولا ٤۵۰٦٤۱٦۵۰۱ يدوعس ىماحم اش ع هللادبع ملاس نب ال ي لا و ة ةينطولا ۱۸۵۰۱٤۷۹۰۱ يدوعس ىماحم دمحم زاوف نب نم عثلا لا و ة ةينطولا ۸۷۲۸۰۹۸۹۰۱ يدوعس ىماحم مس عون لا و ة مقر لا و ة ا ةيس</w:t>
-      </w:r>
-    </w:p>
-    <w:p>
-      <w:pPr>
-        <w:jc w:val="right"/>
-        <w:bidi/>
-      </w:pPr>
-      <w:r>
-        <w:rPr>
-          <w:b w:val="0"/>
-          <w:i w:val="0"/>
-        </w:rPr>
-        <w:t>ضبط</w:t>
-      </w:r>
-    </w:p>
-    <w:p>
-      <w:pPr>
-        <w:jc w:val="right"/>
-        <w:bidi/>
-      </w:pPr>
-      <w:r>
-        <w:rPr>
-          <w:b w:val="0"/>
-          <w:i w:val="0"/>
-        </w:rPr>
-        <w:t>بجدة التجار ة المحكمة و الدائرة ۱ : ةـ الصفح رقم ۲۹ : ا لسة رقم ٤۲۸۲٤۷۱۷ : القضية رقم</w:t>
-      </w:r>
-    </w:p>
-    <w:p>
-      <w:pPr>
-        <w:jc w:val="right"/>
-        <w:bidi/>
-      </w:pPr>
-      <w:r>
-        <w:rPr>
-          <w:b w:val="0"/>
-          <w:i w:val="0"/>
-        </w:rPr>
-        <w:t>أسامھ بن احمد بن عباس زيني</w:t>
-      </w:r>
-    </w:p>
-    <w:p>
-      <w:pPr>
-        <w:jc w:val="right"/>
-        <w:bidi/>
-      </w:pPr>
-      <w:r>
-        <w:rPr>
-          <w:b w:val="0"/>
-          <w:i w:val="0"/>
-        </w:rPr>
-        <w:t>أسامھ بن احمد بن عباس زيني</w:t>
-      </w:r>
-    </w:p>
-    <w:p>
-      <w:pPr>
-        <w:jc w:val="right"/>
-        <w:bidi/>
-      </w:pPr>
-      <w:r>
-        <w:rPr>
-          <w:b w:val="0"/>
-          <w:i w:val="0"/>
-        </w:rPr>
-        <w:t>أسامھ بن احمد بن عباس زيني</w:t>
-      </w:r>
-    </w:p>
-    <w:p>
-      <w:pPr>
-        <w:jc w:val="right"/>
-        <w:bidi/>
-      </w:pPr>
-      <w:r>
-        <w:rPr>
-          <w:b w:val="0"/>
-          <w:i w:val="0"/>
-        </w:rPr>
-        <w:t>أسامھ بن احمد بن عباس زيني</w:t>
-      </w:r>
-    </w:p>
-    <w:p>
-      <w:pPr>
-        <w:jc w:val="right"/>
-        <w:bidi/>
-      </w:pPr>
-      <w:r>
-        <w:rPr>
-          <w:b w:val="0"/>
-          <w:i w:val="0"/>
-        </w:rPr>
-        <w:t>أسامھ بن احمد بن عباس زيني</w:t>
-      </w:r>
-    </w:p>
-    <w:p>
-      <w:pPr>
-        <w:jc w:val="right"/>
-        <w:bidi/>
-      </w:pPr>
-      <w:r>
-        <w:rPr>
-          <w:b w:val="0"/>
-          <w:i w:val="0"/>
-        </w:rPr>
-        <w:t>أسامھ بن احمد بن عباس زيني</w:t>
-      </w:r>
-    </w:p>
-    <w:p>
-      <w:pPr>
-        <w:jc w:val="right"/>
-        <w:bidi/>
-      </w:pPr>
-      <w:r>
-        <w:rPr>
-          <w:b w:val="0"/>
-          <w:i w:val="0"/>
-        </w:rPr>
-        <w:t>أسامھ بن احمد بن عباس زيني</w:t>
-      </w:r>
-    </w:p>
-    <w:p>
-      <w:pPr>
-        <w:jc w:val="right"/>
-        <w:bidi/>
-      </w:pPr>
-      <w:r>
-        <w:rPr>
-          <w:b w:val="0"/>
-          <w:i w:val="0"/>
-        </w:rPr>
-        <w:t>أسامھ بن احمد بن عباس زيني</w:t>
-      </w:r>
-    </w:p>
-    <w:p>
-      <w:pPr>
-        <w:jc w:val="right"/>
-        <w:bidi/>
-      </w:pPr>
-      <w:r>
-        <w:rPr>
-          <w:b w:val="0"/>
-          <w:i w:val="0"/>
-        </w:rPr>
-        <w:t>ابع نب دمحا نب ھماسأ</w:t>
-      </w:r>
-    </w:p>
-    <w:p>
-      <w:pPr>
-        <w:jc w:val="right"/>
-        <w:bidi/>
-      </w:pPr>
-      <w:r>
-        <w:rPr>
-          <w:b w:val="0"/>
-          <w:i w:val="0"/>
-        </w:rPr>
-        <w:t>ابع نب دمحا نب ھماسأ</w:t>
-      </w:r>
-    </w:p>
-    <w:p>
-      <w:pPr>
-        <w:jc w:val="right"/>
-        <w:bidi/>
-      </w:pPr>
-      <w:r>
-        <w:rPr>
-          <w:b w:val="0"/>
-          <w:i w:val="0"/>
-        </w:rPr>
-        <w:t>ىماحم ةيدوعسلا ۳۳۰۷۷۳۰۰۱۱ ة و لا ةينطولا ناطلس دجام رصان ي اطحقلا</w:t>
-      </w:r>
-    </w:p>
-    <w:p>
-      <w:pPr>
-        <w:jc w:val="right"/>
-        <w:bidi/>
-      </w:pPr>
-      <w:r>
-        <w:rPr>
-          <w:b w:val="0"/>
-          <w:i w:val="0"/>
-        </w:rPr>
-        <w:t>دم ھيلع ةيدوعسلا ۱۰۳۷۱۰۸۰۰۱ ة و لا ةينطولا ةماسا دمحا سابع ز</w:t>
-      </w:r>
-    </w:p>
-    <w:p>
-      <w:pPr>
-        <w:jc w:val="right"/>
-        <w:bidi/>
-      </w:pPr>
-      <w:r>
-        <w:rPr>
-          <w:b w:val="0"/>
-          <w:i w:val="0"/>
-        </w:rPr>
-        <w:t>2003 ةيدوعسلا ۱۰۹۵٤۷۹۹۰۱ ة و لا ةينطولا رمع دوعس نب دعس ي طملا</w:t>
-      </w:r>
-    </w:p>
-    <w:p>
-      <w:pPr>
-        <w:jc w:val="right"/>
-        <w:bidi/>
-      </w:pPr>
-      <w:r>
-        <w:rPr>
-          <w:b w:val="0"/>
-          <w:i w:val="0"/>
-        </w:rPr>
-        <w:t>ليكو ةيدوعسلا ۱۰۹۵٤۷۹۹۰۱ ة و لا ةينطولا رمع دوعس نب دعس ي طملا</w:t>
-      </w:r>
-    </w:p>
-    <w:p>
-      <w:pPr>
-        <w:jc w:val="right"/>
-        <w:bidi/>
-      </w:pPr>
-      <w:r>
-        <w:rPr>
-          <w:b w:val="0"/>
-          <w:i w:val="0"/>
-        </w:rPr>
-        <w:t>الدعوى</w:t>
-      </w:r>
-    </w:p>
-    <w:p>
-      <w:pPr>
-        <w:jc w:val="right"/>
-        <w:bidi/>
-      </w:pPr>
-      <w:r>
-        <w:rPr>
-          <w:b w:val="0"/>
-          <w:i w:val="0"/>
-        </w:rPr>
-        <w:t>دم ھيلع .رخا ،) اـنركذ نا صـص ا ا بـس 90 % نـم سار لاملا ، اـمك مـكغلبن نأ ماـظنلا حمـس ال اـنل ةـفاضإب دـم وا خ راتو 10 2/ 1438/ ـ قي صاصتخاب ءاضقلا يراجتلا رظنل هذ ىوعدلا ( قفرم كص مكح صاصتخ ) اـ لع نـم ةكرـش دـمحا ز .ةـ راجتلا اـملع ھـنأ ردـص مـكح نـم ةـمكحملا ةـماعلا ةدـجب كـصب مـقر 3855849 نـم لـبق كوـم اـمم انرطـضا إ ءاـجتل إ مكتليـضف مازلـإل دملا ھـيلع دادـس ةـميق صـص ا ـلا وتـسا ام و نا دملا ھيلع دـق عنتمأ دـنع دادـس ةميق صـص ا راشملا ا لإ هالعأ مدعلو ھتباجتـسا تابلاطملل ةيدولا ھـيلع ام دـلاوو بجوـمب كـص رـصح ةـثرو مـقر 38391575 خـ راتو 12 5/ 1438/ ( ـ قفرم كـص رـصح ةـثرولا ) 21 4/ 1438/ ـ وـت ثروـم كوـم روـفغملا ھـل نذإـب هللا / دـمحأ ساـبع ز ، رـصحناو ھـثرإ دملا دملاو ـلا تـ رجأ اـ ةـيلمع عيبـلا تـالا و ةـلطاب ءاـنب ع نادـقف ثروملا ھـمحري هللا ةـيل ألل ءاـنثا ة ـف .عيبـلا خ راـت و نـم بـخ فـل م نـم لـبق رئاودـلا ةـ راجتلا ناويدـب ملاـظملا .ھنيح ( قـفرم ر رقتلا ساـحملا ) اـملع نأ تـالا ولا ةئامعـس و دـحاوو نوثـالثو لاـ ر و ةبـس ب ( 90 )% نـم سار لاـم ةكرـشلا كـلذو ءاـنب ع ر رقت ساـحم رداـص صـص ا اـغلبم ةردـقو ( 368.757.931 ) ةـئامثالث ةـينامثو نوتـسو نوـيلم ةئامعبـسو ةعبـسو نوـسمخو فلا ةـيكلم كـلت صـص ا و ةبـس ب ( 90 )% نـم كـالمأ ثروـم كوـم إ كـالمأ دملا ھـيلع ، دـقو تـغلب ةـميق كلت ھـمحري هللا ndash ; ھـسفنل ثـيح عـقو نع ع اـبلا نعو ي ـشملا ةـميقب عـيب ( 450.000 ) لاـ ر طقف كلذـ و تلقتنا دـمحا ز ةـ راجتلا ( تاذ ةيلوئـسم ةدودـحم ) ل ـ يراـجت مـقر 4030196102 نـم ثروـم كوـم ndash; تـالا ولا ةـحونمملا ھل نم ثروـم كوم ndash ; ھـمحري هللا ndash ; ماـقو عيقوتلاب ھنع عيب ھصـصح ةكرـش ( قـفرم كـص مـك ا ) و ة ـف كـشلا ةـب رلاو ءاـنثو رظن ىوـعد وـلا راـشملا اـ لإ هـالعا لغتـسا دملا ھيلع كـصلاب مـقر 43281449 خـ راتو 26 7/ 1434/ ـ ـ قي وـتب اـميق ع ثروملا ھنادـقفل ةـيل كارد و زجوـن إ مكتليـضف اـناوعد ليـصفتلاب ي : خـ راتب 26 7/ 1434/ ـ ردـص مـكح نـم ةـمكحملا ةـماعلا ةدـجب</w:t>
-      </w:r>
-    </w:p>
-    <w:p>
-      <w:pPr>
-        <w:jc w:val="right"/>
-        <w:bidi/>
-      </w:pPr>
-      <w:r>
-        <w:rPr>
-          <w:b w:val="0"/>
-          <w:i w:val="0"/>
-        </w:rPr>
-        <w:t>ةعفارملا</w:t>
-      </w:r>
-    </w:p>
-    <w:p>
-      <w:pPr>
-        <w:jc w:val="right"/>
-        <w:bidi/>
-      </w:pPr>
-      <w:r>
-        <w:rPr>
-          <w:b w:val="0"/>
-          <w:i w:val="0"/>
-        </w:rPr>
-        <w:t>ةـسل ا ـش ةرئادـلا إ اـ أ تدـقع هذـ ةـسل ا نـع دـع ـع لاـصت ي رملا ، نـعو قـ رط ماـظن . ـ اقت</w:t>
-      </w:r>
-    </w:p>
-    <w:p>
-      <w:pPr>
-        <w:jc w:val="right"/>
-        <w:bidi/>
-      </w:pPr>
-      <w:r>
-        <w:rPr>
-          <w:b w:val="0"/>
-          <w:i w:val="0"/>
-        </w:rPr>
-        <w:t>ضبط</w:t>
-      </w:r>
-    </w:p>
-    <w:p>
-      <w:pPr>
-        <w:jc w:val="right"/>
-        <w:bidi/>
-      </w:pPr>
-      <w:r>
-        <w:rPr>
-          <w:b w:val="0"/>
-          <w:i w:val="0"/>
-        </w:rPr>
-        <w:t>بجدة التجار ة المحكمة و الدائرة ۲ : ةـ الصفح رقم ۲۹ : ا لسة رقم ٤۲۸۲٤۷۱۷ : القضية رقم</w:t>
-      </w:r>
-    </w:p>
-    <w:p>
-      <w:pPr>
-        <w:jc w:val="right"/>
-        <w:bidi/>
-      </w:pPr>
-      <w:r>
-        <w:rPr>
-          <w:b w:val="0"/>
-          <w:i w:val="0"/>
-        </w:rPr>
-        <w:t>أسامھ بن احمد بن عباس زيني</w:t>
-      </w:r>
-    </w:p>
-    <w:p>
-      <w:pPr>
-        <w:jc w:val="right"/>
-        <w:bidi/>
-      </w:pPr>
-      <w:r>
-        <w:rPr>
-          <w:b w:val="0"/>
-          <w:i w:val="0"/>
-        </w:rPr>
-        <w:t>أسامھ بن احمد بن عباس زيني</w:t>
-      </w:r>
-    </w:p>
-    <w:p>
-      <w:pPr>
-        <w:jc w:val="right"/>
-        <w:bidi/>
-      </w:pPr>
-      <w:r>
-        <w:rPr>
-          <w:b w:val="0"/>
-          <w:i w:val="0"/>
-        </w:rPr>
-        <w:t>أسامھ بن احمد بن عباس زيني</w:t>
-      </w:r>
-    </w:p>
-    <w:p>
-      <w:pPr>
-        <w:jc w:val="right"/>
-        <w:bidi/>
-      </w:pPr>
-      <w:r>
-        <w:rPr>
-          <w:b w:val="0"/>
-          <w:i w:val="0"/>
-        </w:rPr>
-        <w:t>أسامھ بن احمد بن عباس زيني</w:t>
-      </w:r>
-    </w:p>
-    <w:p>
-      <w:pPr>
-        <w:jc w:val="right"/>
-        <w:bidi/>
-      </w:pPr>
-      <w:r>
-        <w:rPr>
-          <w:b w:val="0"/>
-          <w:i w:val="0"/>
-        </w:rPr>
-        <w:t>أسامھ بن احمد بن عباس زيني</w:t>
-      </w:r>
-    </w:p>
-    <w:p>
-      <w:pPr>
-        <w:jc w:val="right"/>
-        <w:bidi/>
-      </w:pPr>
-      <w:r>
-        <w:rPr>
-          <w:b w:val="0"/>
-          <w:i w:val="0"/>
-        </w:rPr>
-        <w:t>أسامھ بن احمد بن عباس زيني</w:t>
-      </w:r>
-    </w:p>
-    <w:p>
-      <w:pPr>
-        <w:jc w:val="right"/>
-        <w:bidi/>
-      </w:pPr>
-      <w:r>
-        <w:rPr>
-          <w:b w:val="0"/>
-          <w:i w:val="0"/>
-        </w:rPr>
-        <w:t>أسامھ بن احمد بن عباس زيني</w:t>
-      </w:r>
-    </w:p>
-    <w:p>
-      <w:pPr>
-        <w:jc w:val="right"/>
-        <w:bidi/>
-      </w:pPr>
-      <w:r>
-        <w:rPr>
-          <w:b w:val="0"/>
-          <w:i w:val="0"/>
-        </w:rPr>
-        <w:t>أسامھ بن احمد بن عباس زيني</w:t>
-      </w:r>
-    </w:p>
-    <w:p>
-      <w:pPr>
-        <w:jc w:val="right"/>
-        <w:bidi/>
-      </w:pPr>
-      <w:r>
-        <w:rPr>
-          <w:b w:val="0"/>
-          <w:i w:val="0"/>
-        </w:rPr>
-        <w:t>ابع نب دمحا نب ھماسأ</w:t>
-      </w:r>
-    </w:p>
-    <w:p>
-      <w:pPr>
-        <w:jc w:val="right"/>
-        <w:bidi/>
-      </w:pPr>
-      <w:r>
-        <w:rPr>
-          <w:b w:val="0"/>
-          <w:i w:val="0"/>
-        </w:rPr>
-        <w:t>ابع نب دمحا نب ھماسأ</w:t>
-      </w:r>
-    </w:p>
-    <w:p>
-      <w:pPr>
-        <w:jc w:val="right"/>
-        <w:bidi/>
-      </w:pPr>
-      <w:r>
-        <w:rPr>
-          <w:b w:val="0"/>
-          <w:i w:val="0"/>
-        </w:rPr>
-        <w:t>.لقتسم .ةع اتمللو خـ راتو 22/10/1444 ـ راـشملا ھـيف إ ةرورـض ثـع لـصأ ةـقرولا لـحم نـعطلا اـ لزعو اـ ز رحتو لخادـب فرظ ش و ةرئادلا إ ھنأ ا درو باطخ ريدم ةبعش ةلد ةيئان ا ةطرش ةظفاحم ةدج مقر ( 4403035471/1)</w:t>
-      </w:r>
-    </w:p>
-    <w:p>
-      <w:pPr>
-        <w:jc w:val="right"/>
-        <w:bidi/>
-      </w:pPr>
-      <w:r>
-        <w:rPr>
-          <w:b w:val="0"/>
-          <w:i w:val="0"/>
-        </w:rPr>
-        <w:t>سم ز عباس احمد عدنان الصفة المد التوقيع</w:t>
-      </w:r>
-    </w:p>
-    <w:p>
-      <w:pPr>
-        <w:jc w:val="right"/>
-        <w:bidi/>
-      </w:pPr>
-      <w:r>
-        <w:rPr>
-          <w:b w:val="0"/>
-          <w:i w:val="0"/>
-        </w:rPr>
-        <w:t>عيقوتلا ىماحم ةفصلا قراط فلخ نب ع ار ى را ا مس</w:t>
-      </w:r>
-    </w:p>
-    <w:p>
-      <w:pPr>
-        <w:jc w:val="right"/>
-        <w:bidi/>
-      </w:pPr>
-      <w:r>
-        <w:rPr>
-          <w:b w:val="0"/>
-          <w:i w:val="0"/>
-        </w:rPr>
-        <w:t>عيقوتلا ىماحم ةفصلا ناميلس دمحم ناميلس يريدسلا مس</w:t>
-      </w:r>
-    </w:p>
-    <w:p>
-      <w:pPr>
-        <w:jc w:val="right"/>
-        <w:bidi/>
-      </w:pPr>
-      <w:r>
-        <w:rPr>
-          <w:b w:val="0"/>
-          <w:i w:val="0"/>
-        </w:rPr>
-        <w:t>عيقوتلا ىماحم ةفصلا دمحم زاوف نب نم عثلا مس</w:t>
-      </w:r>
-    </w:p>
-    <w:p>
-      <w:pPr>
-        <w:jc w:val="right"/>
-        <w:bidi/>
-      </w:pPr>
-      <w:r>
-        <w:rPr>
-          <w:b w:val="0"/>
-          <w:i w:val="0"/>
-        </w:rPr>
-        <w:t>عيقوتلا ىماحم ةفصلا ناطلس دجام رصان ي اطحقلا مس</w:t>
-      </w:r>
-    </w:p>
-    <w:p>
-      <w:pPr>
-        <w:jc w:val="right"/>
-        <w:bidi/>
-      </w:pPr>
-      <w:r>
-        <w:rPr>
-          <w:b w:val="0"/>
-          <w:i w:val="0"/>
-        </w:rPr>
-        <w:t>سم ز عباس احمد اسامة الصفة عليھ مد التوقيع</w:t>
-      </w:r>
-    </w:p>
-    <w:p>
-      <w:pPr>
-        <w:jc w:val="right"/>
-        <w:bidi/>
-      </w:pPr>
-      <w:r>
-        <w:rPr>
-          <w:b w:val="0"/>
-          <w:i w:val="0"/>
-        </w:rPr>
-        <w:t>عيقوتلا 2003 ةفصلا رمع دوعس نب دعس ي طملا مس</w:t>
-      </w:r>
-    </w:p>
-    <w:p>
-      <w:pPr>
-        <w:jc w:val="right"/>
-        <w:bidi/>
-      </w:pPr>
-      <w:r>
-        <w:rPr>
-          <w:b w:val="0"/>
-          <w:i w:val="0"/>
-        </w:rPr>
-        <w:t>عيقوتلا ليكو ةفصلا رمع دوعس نب دعس ي طملا مس</w:t>
-      </w:r>
-    </w:p>
-    <w:p>
-      <w:pPr>
-        <w:jc w:val="right"/>
-        <w:bidi/>
-      </w:pPr>
-      <w:r>
-        <w:rPr>
-          <w:b w:val="0"/>
-          <w:i w:val="0"/>
-        </w:rPr>
-        <w:t>عيقوتلا س ئر ةرئادلا ةيئاضقلاةفصلا فاسع نب اص اوعلا مس</w:t>
-      </w:r>
-    </w:p>
-    <w:p>
-      <w:pPr>
-        <w:jc w:val="right"/>
-        <w:bidi/>
-      </w:pPr>
-      <w:r>
-        <w:rPr>
-          <w:b w:val="0"/>
-          <w:i w:val="0"/>
-        </w:rPr>
-        <w:t>ضبط</w:t>
-      </w:r>
-    </w:p>
-    <w:p>
-      <w:pPr>
-        <w:jc w:val="right"/>
-        <w:bidi/>
-      </w:pPr>
-      <w:r>
-        <w:rPr>
-          <w:b w:val="0"/>
-          <w:i w:val="0"/>
-        </w:rPr>
-        <w:t>بجدة التجار ة المحكمة و الدائرة ۳ : ةـ الصفح رقم ۲۹ : ا لسة رقم ٤۲۸۲٤۷۱۷ : القضية رقم</w:t>
-      </w:r>
-    </w:p>
-    <w:p>
-      <w:pPr>
-        <w:jc w:val="right"/>
-        <w:bidi/>
-      </w:pPr>
-      <w:r>
-        <w:rPr>
-          <w:b w:val="0"/>
-          <w:i w:val="0"/>
-        </w:rPr>
-        <w:t>فارطأ ةيضقلا</w:t>
-      </w:r>
-    </w:p>
-    <w:p>
-      <w:pPr>
-        <w:jc w:val="right"/>
-        <w:bidi/>
-      </w:pPr>
-      <w:r>
-        <w:rPr>
-          <w:b w:val="0"/>
-          <w:i w:val="0"/>
-        </w:rPr>
-        <w:t>الدائرة أعضاء توقيع</w:t>
+        <w:t>[صفحة 3]</w:t>
+        <w:br/>
+        <w:t>ةيدوعسلا ةيبرعلا ةكلمملا</w:t>
+        <w:br/>
+        <w:t>هما .وزارة العدل ضبط 5 5</w:t>
+        <w:br/>
+        <w:t>ان</w:t>
+        <w:br/>
+        <w:t>المحكمة التجارية بجدة رقم الصفحة: 2 م ا ّ</w:t>
+        <w:br/>
+        <w:t>الدائرة الاولى رقم القضية: 1541781751117 رقمالجلسة: 559 حاط :إلا</w:t>
+        <w:br/>
+        <w:t>وتشير الدائرة إلى أنه وردها خطاب مدير شعبة الأدلة الجنائية بشرطة محافظة جدة رقم (4403035471/1)</w:t>
+        <w:br/>
+        <w:t>وتاريخ 22/10/1444ه المشار فيه إلى ضرورة بعّث أصل الورقة محل الطعن وعزلها وتحريزها بداخل ظرف</w:t>
+        <w:br/>
+        <w:t>مستقل. وللمتابعة.</w:t>
+        <w:br/>
+        <w:t>حب ل ا ‏ ةيضقلا قارطل دل</w:t>
+        <w:br/>
+        <w:t>وت جرم مسإلا</w:t>
+        <w:br/>
+        <w:t>عدنان احمد عباس زيني الصفة المدعي التوقيع</w:t>
+        <w:br/>
+        <w:t>َ 8 مسإلا</w:t>
+        <w:br/>
+        <w:t>يقوتلا احم ةفصلا</w:t>
+        <w:br/>
+        <w:t>عيقوتلا ى ىثراحلا عياز نب فلخ قراط</w:t>
+        <w:br/>
+        <w:t>وت جرم مسإلا</w:t>
+        <w:br/>
+        <w:t>عاليمزق محمد سليمازق للمعري الصفة مكلك التوقيع</w:t>
+        <w:br/>
+        <w:t>َ 8 مسإلا</w:t>
+        <w:br/>
+        <w:t>يقوتلا احم ةفصلا</w:t>
+        <w:br/>
+        <w:t>محمد فواز بن منير الثعلي 39 لتوقيع</w:t>
+        <w:br/>
+        <w:t>وت جرم مسإلا</w:t>
+        <w:br/>
+        <w:t>عيقوتلا ىماحم للوصل يناطحقلا رصان دجام ناطلس</w:t>
+        <w:br/>
+        <w:t>50 57 مسإلا</w:t>
+        <w:br/>
+        <w:t>اسامة احمد عباس زيني الصفة مدعى عليه التوقيع</w:t>
+        <w:br/>
+        <w:t>َ 8 مشسإلا</w:t>
+        <w:br/>
+        <w:t>يقوتلا 2003 ةفصلا</w:t>
+        <w:br/>
+        <w:t>عيقوتلا يريطملا دعس نب دوعس رمع</w:t>
+        <w:br/>
+        <w:t>50 57 مسإلا</w:t>
+        <w:br/>
+        <w:t>عيقوتلا ليكو ةفصلا يريطملا دعس نب دوعس رمع</w:t>
+        <w:br/>
+        <w:t>يس|] ] ‏ ]||!|جط|جط|ط|جطجطجطجطجطجطجطجطجطجطجطجطجط7طى7ى7ٍبٍبٍبٍِ يل رك ادلا ءاضعأ عيقوت عش</w:t>
+        <w:br/>
+        <w:t>--_- - ةيئاضقلا ةرئادلا سيئر يجاوعلا حلاص نب فاسع</w:t>
       </w:r>
     </w:p>
     <w:sectPr>

--- a/zaini_case_audit_output/outputs/word/documents/105_ضبط جلسة رقم 29 يوم 10-11-1444 هـ للدعوى رقم 42824717 طلب الادلة الجنائية اصل ال.docx
+++ b/zaini_case_audit_output/outputs/word/documents/105_ضبط جلسة رقم 29 يوم 10-11-1444 هـ للدعوى رقم 42824717 طلب الادلة الجنائية اصل ال.docx
@@ -82,7 +82,7 @@
         <w:br/>
         <w:t>0</w:t>
         <w:br/>
-        <w:t>طا ةيدوعسلا ةيبرعلا ةكلمملا</w:t>
+        <w:t>المملكة العربية السعودية اط</w:t>
         <w:br/>
         <w:t>كن .وزارة العدل ‎١‏</w:t>
         <w:br/>
@@ -100,13 +100,13 @@
         <w:br/>
         <w:t>ل أنطراق القضية ا ف سس نز لس</w:t>
         <w:br/>
-        <w:t>ىماحم يدوعس ‏١١و10 اا ةينطولا ةيوهلا يلعثلا رينم نب زاوف دمحم</w:t>
+        <w:t>محمد فواز بن منير الثعلي الهوية الوطنية اا 10و١١‏ سعودي محامى</w:t>
         <w:br/>
-        <w:t>ىماحم يدوعس لقتل كح ةينطولا ةيوهلا يباله نب ملاس هللا دبع عياش</w:t>
+        <w:t>شايع عبد الله سالم بن هلابي الهوية الوطنية حك لتقل سعودي محامى</w:t>
         <w:br/>
-        <w:t>ىماحم يدوعس 00 ةينطولا ةيوهلا ىثراحلا عيار َنِب فلخ قراط</w:t>
+        <w:t>طارق خلف بِنَ رايع الحارثى الهوية الوطنية 00 سعودي محامى</w:t>
         <w:br/>
-        <w:t>رضاح يدوعس د. لال ىلا ةينطولا ةيوهلا يناطحقلا رصان دجام ناطلس</w:t>
+        <w:t>سلطان ماجد ناصر القحطاني الهوية الوطنية الى لال .د سعودي حاضر</w:t>
         <w:br/>
         <w:t>سليمان محمد سليمان السديري الهوية الوطنية ‎١.١١‏ سعودي محامى</w:t>
         <w:br/>
@@ -122,27 +122,27 @@
         <w:br/>
         <w:t>ىماحم يدوعس لك حلا ةينطولا ةيوهلا يريطملا ضئاع حلاص رساي</w:t>
         <w:br/>
-        <w:t>ىماحم يدوعس لفل ةينطولا ةيوهلا دشار نب حرفم نب فرشم نب يلع</w:t>
+        <w:t>علي بن مشرف بن مفرح بن راشد الهوية الوطنية لفل سعودي محامى</w:t>
         <w:br/>
-        <w:t>2003 يدوعس لك ةينطولا ةيوهلا يريطملا دعس نب دوعس رمع</w:t>
+        <w:t>عمر سعود بن سعد المطيري الهوية الوطنية كل سعودي 2003</w:t>
         <w:br/>
-        <w:t>ىماحم يدوعس ل فس ةينطولا ةيوهلا يناطحقلا رصان دجام ناطلس</w:t>
+        <w:t>سلطان ماجد ناصر القحطاني الهوية الوطنية سف ل سعودي محامى</w:t>
         <w:br/>
-        <w:t>ليكو يدوعس ل4 ةينطولا ةيوهلا يريطملا دعس نب دوعس رمع</w:t>
+        <w:t>عمر سعود بن سعد المطيري الهوية الوطنية 4ل سعودي وكيل</w:t>
         <w:br/>
-        <w:t>ىماحم يدوعس لك ةينطولا ةيوهلا جوخ ميهاربا لصيف مازع</w:t>
+        <w:t>عزام فيصل ابراهيم خوج الهوية الوطنية كل سعودي محامى</w:t>
         <w:br/>
-        <w:t>ليكو ‏١1١14‎ . ه9 ةينطولا ةيوهلا يريطملا دعس نب حبار نب يكرت</w:t>
+        <w:t>تركي بن رابح بن سعد المطيري الهوية الوطنية 9ه . ‎١1١14‏ وكيل</w:t>
         <w:br/>
         <w:t>حبٍ ل لل ا لا : روضحي ةسلجلا تحتق )ات ل</w:t>
         <w:br/>
         <w:t>عدنان احمد عباس زيني الهوية التوطنية شف كل السعودية المدعي</w:t>
         <w:br/>
-        <w:t>ىماحم ةيدوعسلا 00 ةينطولا ةيوهلا ىثراحلا عيار نب فلخ قراط</w:t>
+        <w:t>طارق خلف بن رايع الحارثى الهوية الوطنية 00 السعودية محامى</w:t>
         <w:br/>
-        <w:t>ىماحم ةيدوعسلا ‏١‎ ةينطولا ةيوهلا يريدسلا ناميلس دمحم ناميلس</w:t>
+        <w:t>سليمان محمد سليمان السديري الهوية الوطنية ‎١‏ السعودية محامى</w:t>
         <w:br/>
-        <w:t>ىماحم ةيدوعسلا ‏١‎ ورك كالا ةينطولا ةيوهلا يلعثلا رينم نب زاوف دمحم</w:t>
+        <w:t>محمد فواز بن منير الثعلي الهوية الوطنية الاك كرو ‎١‏ السعودية محامى</w:t>
       </w:r>
     </w:p>
     <w:p>
@@ -187,7 +187,7 @@
           <w:b w:val="0"/>
           <w:i w:val="0"/>
         </w:rPr>
-        <w:t>ناجم ةيدوعسلا 1 مارال سوس ةينطولا ةبوهلا يناطحقلا رصان دجام ناطلس</w:t>
+        <w:t>سلطان ماجد ناصر القحطاني الهوبة الوطنية سوس لارام 1 السعودية مجان</w:t>
       </w:r>
     </w:p>
     <w:p>
@@ -232,7 +232,7 @@
         <w:br/>
         <w:t>بالصك رقم 43281449 وتاريخ 7/26 / 1434ه يقضي بتولي قيماً على المورث لفقدانه الأهلية والإدراك</w:t>
         <w:br/>
-        <w:t>هيلع ىعدملا لغتسا هالعا اهلإ راشملا يلولا ىوعد رظن ءانثو ةبيرلاو كشلا ةرتف ينو (مكحلا كص قفرم)</w:t>
+        <w:t>(مرفق صك الحكم) وني فترة الشك والريبة وثناء نظر دعوى الولي المشار إلها اعلاه استغل المدعى عليه</w:t>
         <w:br/>
         <w:t>ةكرش يف هصصح عيب يف هنع عيقوتلاب ماقو 20351: هّللا همحري 20350: يلكوم ثروم نم هل ةحونمملا تالاكولا</w:t>
         <w:br/>
@@ -281,7 +281,7 @@
         </w:rPr>
         <w:t>[صفحة 3]</w:t>
         <w:br/>
-        <w:t>ةيدوعسلا ةيبرعلا ةكلمملا</w:t>
+        <w:t>المملكة العربية السعودية</w:t>
         <w:br/>
         <w:t>هما .وزارة العدل ضبط 5 5</w:t>
         <w:br/>
@@ -297,7 +297,7 @@
         <w:br/>
         <w:t>مستقل. وللمتابعة.</w:t>
         <w:br/>
-        <w:t>حب ل ا ‏ ةيضقلا قارطل دل</w:t>
+        <w:t>لد لطراق القضية ‏ ا ل بح</w:t>
         <w:br/>
         <w:t>وت جرم مسإلا</w:t>
         <w:br/>

--- a/zaini_case_audit_output/outputs/word/documents/105_ضبط جلسة رقم 29 يوم 10-11-1444 هـ للدعوى رقم 42824717 طلب الادلة الجنائية اصل ال.docx
+++ b/zaini_case_audit_output/outputs/word/documents/105_ضبط جلسة رقم 29 يوم 10-11-1444 هـ للدعوى رقم 42824717 طلب الادلة الجنائية اصل ال.docx
@@ -110,7 +110,7 @@
         <w:br/>
         <w:t>سليمان محمد سليمان السديري الهوية الوطنية ‎١.١١‏ سعودي محامى</w:t>
         <w:br/>
-        <w:t>ىماحم يدوعس ل ةينطولا ةيوهلا يمايلا حلاص بلاط يلع</w:t>
+        <w:t>علي طالب صالح اليامي الهوية الوطنية ل سعودي محامى</w:t>
         <w:br/>
         <w:t>رفيف راشد جزاء الثقفي الهوية الوطنية لي ل سعودي وكيل</w:t>
         <w:br/>
@@ -120,7 +120,7 @@
         <w:br/>
         <w:t>اسامة احمد عباس زيني الهوية الوطنية ل سعودي مدعى عليه</w:t>
         <w:br/>
-        <w:t>ىماحم يدوعس لك حلا ةينطولا ةيوهلا يريطملا ضئاع حلاص رساي</w:t>
+        <w:t>ياسر صالح عائض المطيري الهوية الوطنية الح كل سعودي محامى</w:t>
         <w:br/>
         <w:t>علي بن مشرف بن مفرح بن راشد الهوية الوطنية لفل سعودي محامى</w:t>
         <w:br/>
@@ -134,7 +134,7 @@
         <w:br/>
         <w:t>تركي بن رابح بن سعد المطيري الهوية الوطنية 9ه . ‎١1١14‏ وكيل</w:t>
         <w:br/>
-        <w:t>حبٍ ل لل ا لا : روضحي ةسلجلا تحتق )ات ل</w:t>
+        <w:t>ل تا( قتحت الجلسة يحضور : ال ا لل ل ٍبح</w:t>
         <w:br/>
         <w:t>عدنان احمد عباس زيني الهوية التوطنية شف كل السعودية المدعي</w:t>
         <w:br/>
@@ -213,7 +213,7 @@
           <w:b w:val="0"/>
           <w:i w:val="0"/>
         </w:rPr>
-        <w:t>2003 ةيدوعسلا 001 ةينطولا ةيوبلا يريطملا دعس نب دوعس رمع</w:t>
+        <w:t>عمر سعود بن سعد المطيري البوية الوطنية 001 السعودية 2003</w:t>
       </w:r>
     </w:p>
     <w:p>
@@ -226,7 +226,7 @@
           <w:b w:val="0"/>
           <w:i w:val="0"/>
         </w:rPr>
-        <w:t>ليكو ةيدوعسلا 0 ةينطولا ةبوهلا يريطملا دعس نب دوعس رمع</w:t>
+        <w:t>عمر سعود بن سعد المطيري الهوبة الوطنية 0 السعودية وكيل</w:t>
         <w:br/>
         <w:t>نوج زإلى فضيلتكم دعوانا بالتفصيل الآتي: بتاريخ 26 / 7/ 1434ه صدر حكم من المحكمة العامة بجدة</w:t>
         <w:br/>
@@ -299,47 +299,47 @@
         <w:br/>
         <w:t>لد لطراق القضية ‏ ا ل بح</w:t>
         <w:br/>
-        <w:t>وت جرم مسإلا</w:t>
+        <w:t>الإسم مرج تو</w:t>
         <w:br/>
         <w:t>عدنان احمد عباس زيني الصفة المدعي التوقيع</w:t>
         <w:br/>
-        <w:t>َ 8 مسإلا</w:t>
+        <w:t>الإسم 8 َ</w:t>
         <w:br/>
-        <w:t>يقوتلا احم ةفصلا</w:t>
+        <w:t>الصفة محا التوقي</w:t>
         <w:br/>
-        <w:t>عيقوتلا ى ىثراحلا عياز نب فلخ قراط</w:t>
+        <w:t>طارق خلف بن زايع الحارثى ى التوقيع</w:t>
         <w:br/>
-        <w:t>وت جرم مسإلا</w:t>
+        <w:t>الإسم مرج تو</w:t>
         <w:br/>
         <w:t>عاليمزق محمد سليمازق للمعري الصفة مكلك التوقيع</w:t>
         <w:br/>
-        <w:t>َ 8 مسإلا</w:t>
+        <w:t>الإسم 8 َ</w:t>
         <w:br/>
-        <w:t>يقوتلا احم ةفصلا</w:t>
+        <w:t>الصفة محا التوقي</w:t>
         <w:br/>
         <w:t>محمد فواز بن منير الثعلي 39 لتوقيع</w:t>
         <w:br/>
-        <w:t>وت جرم مسإلا</w:t>
+        <w:t>الإسم مرج تو</w:t>
         <w:br/>
-        <w:t>عيقوتلا ىماحم للوصل يناطحقلا رصان دجام ناطلس</w:t>
+        <w:t>سلطان ماجد ناصر القحطاني لصولل محامى التوقيع</w:t>
         <w:br/>
-        <w:t>50 57 مسإلا</w:t>
+        <w:t>الإسم 57 50</w:t>
         <w:br/>
         <w:t>اسامة احمد عباس زيني الصفة مدعى عليه التوقيع</w:t>
         <w:br/>
-        <w:t>َ 8 مشسإلا</w:t>
+        <w:t>الإسشم 8 َ</w:t>
         <w:br/>
-        <w:t>يقوتلا 2003 ةفصلا</w:t>
+        <w:t>الصفة 2003 التوقي</w:t>
         <w:br/>
-        <w:t>عيقوتلا يريطملا دعس نب دوعس رمع</w:t>
+        <w:t>عمر سعود بن سعد المطيري التوقيع</w:t>
         <w:br/>
-        <w:t>50 57 مسإلا</w:t>
+        <w:t>الإسم 57 50</w:t>
         <w:br/>
-        <w:t>عيقوتلا ليكو ةفصلا يريطملا دعس نب دوعس رمع</w:t>
+        <w:t>عمر سعود بن سعد المطيري الصفة وكيل التوقيع</w:t>
         <w:br/>
-        <w:t>يس|] ] ‏ ]||!|جط|جط|ط|جطجطجطجطجطجطجطجطجطجطجطجطجط7طى7ى7ٍبٍبٍبٍِ يل رك ادلا ءاضعأ عيقوت عش</w:t>
+        <w:t>شع توقيع أعضاء الدا كر لي ٍِبٍبٍبٍ7ى7ىط7طجطجطجطجطجطجطجطجطجطجطجطجطج|ط|طج|طج|!||[ ‏ [ [|سي</w:t>
         <w:br/>
-        <w:t>--_- - ةيئاضقلا ةرئادلا سيئر يجاوعلا حلاص نب فاسع</w:t>
+        <w:t>عساف بن صالح العواجي رئيس الدائرة القضائية - --_-</w:t>
       </w:r>
     </w:p>
     <w:sectPr>

--- a/zaini_case_audit_output/outputs/word/documents/105_ضبط جلسة رقم 29 يوم 10-11-1444 هـ للدعوى رقم 42824717 طلب الادلة الجنائية اصل ال.docx
+++ b/zaini_case_audit_output/outputs/word/documents/105_ضبط جلسة رقم 29 يوم 10-11-1444 هـ للدعوى رقم 42824717 طلب الادلة الجنائية اصل ال.docx
@@ -51,20 +51,6 @@
           <w:i/>
         </w:rPr>
         <w:t>[مخرج آلي / Script Output - سماوي]  [مخرج آلي يحتاج مراجعة بشرية - وردي]</w:t>
-      </w:r>
-    </w:p>
-    <w:p>
-      <w:pPr>
-        <w:jc w:val="right"/>
-        <w:bidi/>
-      </w:pPr>
-      <w:r>
-        <w:rPr>
-          <w:b w:val="0"/>
-          <w:i/>
-          <w:color w:val="C00000"/>
-        </w:rPr>
-        <w:t>[نص ممسوح OCR صُحِّح ترتيبه آلياً — قد يحتوي أخطاء طفيفة]</w:t>
       </w:r>
     </w:p>
     <w:p/>
@@ -234,7 +220,7 @@
         <w:br/>
         <w:t>(مرفق صك الحكم) وني فترة الشك والريبة وثناء نظر دعوى الولي المشار إلها اعلاه استغل المدعى عليه</w:t>
         <w:br/>
-        <w:t>ةكرش يف هصصح عيب يف هنع عيقوتلاب ماقو 20351: هّللا همحري 20350: يلكوم ثروم نم هل ةحونمملا تالاكولا</w:t>
+        <w:t>الوكالات الممنوحة له من مورث موكلي 20350: يرحمه اللّه 20351: وقام بالتوقيع عنه في بيع حصصه في شركة</w:t>
         <w:br/>
         <w:t>احمد زيني التجارية (ذات مسئولية محدودة) سجل تجاري رقم 4030196102 من مورث موكلي داكة20:</w:t>
         <w:br/>
